--- a/Day wise report/006BE8744_Day-13.docx
+++ b/Day wise report/006BE8744_Day-13.docx
@@ -34,7 +34,7 @@
           <w:noProof/>
         </w:rPr>
         <w:drawing>
-          <wp:inline distT="0" distB="0" distL="0" distR="0" wp14:anchorId="5514EA72" wp14:editId="7F480915">
+          <wp:inline distT="0" distB="0" distL="0" distR="0" wp14:anchorId="5514EA72" wp14:editId="5A92E7C9">
             <wp:extent cx="5732780" cy="3045460"/>
             <wp:effectExtent l="0" t="0" r="1270" b="2540"/>
             <wp:docPr id="1092369494" name="Picture 1"/>
@@ -293,7 +293,31 @@
         </w:numPr>
       </w:pPr>
       <w:r>
-        <w:t xml:space="preserve">Create table customer ( id int primary key, name varchar(25), email varchar(50), </w:t>
+        <w:t xml:space="preserve">Create table customer </w:t>
+      </w:r>
+      <w:proofErr w:type="gramStart"/>
+      <w:r>
+        <w:t>( id</w:t>
+      </w:r>
+      <w:proofErr w:type="gramEnd"/>
+      <w:r>
+        <w:t xml:space="preserve"> int primary key, name </w:t>
+      </w:r>
+      <w:proofErr w:type="gramStart"/>
+      <w:r>
+        <w:t>varchar(</w:t>
+      </w:r>
+      <w:proofErr w:type="gramEnd"/>
+      <w:r>
+        <w:t xml:space="preserve">25), email </w:t>
+      </w:r>
+      <w:proofErr w:type="gramStart"/>
+      <w:r>
+        <w:t>varchar(</w:t>
+      </w:r>
+      <w:proofErr w:type="gramEnd"/>
+      <w:r>
+        <w:t xml:space="preserve">50), </w:t>
       </w:r>
       <w:proofErr w:type="spellStart"/>
       <w:r>
@@ -301,25 +325,46 @@
       </w:r>
       <w:proofErr w:type="spellEnd"/>
       <w:r>
-        <w:t xml:space="preserve"> BIGINT, address varchar(100) );</w:t>
-      </w:r>
-    </w:p>
-    <w:p>
-      <w:pPr>
-        <w:pStyle w:val="ListParagraph"/>
-        <w:numPr>
-          <w:ilvl w:val="0"/>
-          <w:numId w:val="2"/>
-        </w:numPr>
-      </w:pPr>
-      <w:r>
-        <w:t xml:space="preserve">create table account ( </w:t>
+        <w:t xml:space="preserve"> BIGINT, address </w:t>
+      </w:r>
+      <w:proofErr w:type="gramStart"/>
+      <w:r>
+        <w:t>varchar(</w:t>
+      </w:r>
+      <w:proofErr w:type="gramEnd"/>
+      <w:r>
+        <w:t>100</w:t>
+      </w:r>
+      <w:proofErr w:type="gramStart"/>
+      <w:r>
+        <w:t>) )</w:t>
+      </w:r>
+      <w:proofErr w:type="gramEnd"/>
+      <w:r>
+        <w:t>;</w:t>
+      </w:r>
+    </w:p>
+    <w:p>
+      <w:pPr>
+        <w:pStyle w:val="ListParagraph"/>
+        <w:numPr>
+          <w:ilvl w:val="0"/>
+          <w:numId w:val="2"/>
+        </w:numPr>
+      </w:pPr>
+      <w:r>
+        <w:t xml:space="preserve">create table account </w:t>
+      </w:r>
+      <w:proofErr w:type="gramStart"/>
+      <w:r>
+        <w:t xml:space="preserve">( </w:t>
       </w:r>
       <w:proofErr w:type="spellStart"/>
       <w:r>
         <w:t>customerId</w:t>
       </w:r>
       <w:proofErr w:type="spellEnd"/>
+      <w:proofErr w:type="gramEnd"/>
       <w:r>
         <w:t xml:space="preserve"> int, foreign key (</w:t>
       </w:r>
@@ -345,19 +390,35 @@
       </w:r>
       <w:proofErr w:type="spellEnd"/>
       <w:r>
-        <w:t xml:space="preserve"> int, balance int );</w:t>
-      </w:r>
-    </w:p>
-    <w:p>
-      <w:pPr>
-        <w:pStyle w:val="ListParagraph"/>
-        <w:numPr>
-          <w:ilvl w:val="0"/>
-          <w:numId w:val="2"/>
-        </w:numPr>
-      </w:pPr>
-      <w:r>
-        <w:t xml:space="preserve">insert into customer ( id, name, email, </w:t>
+        <w:t xml:space="preserve"> int, balance </w:t>
+      </w:r>
+      <w:proofErr w:type="gramStart"/>
+      <w:r>
+        <w:t>int )</w:t>
+      </w:r>
+      <w:proofErr w:type="gramEnd"/>
+      <w:r>
+        <w:t>;</w:t>
+      </w:r>
+    </w:p>
+    <w:p>
+      <w:pPr>
+        <w:pStyle w:val="ListParagraph"/>
+        <w:numPr>
+          <w:ilvl w:val="0"/>
+          <w:numId w:val="2"/>
+        </w:numPr>
+      </w:pPr>
+      <w:r>
+        <w:t xml:space="preserve">insert into customer </w:t>
+      </w:r>
+      <w:proofErr w:type="gramStart"/>
+      <w:r>
+        <w:t>( id</w:t>
+      </w:r>
+      <w:proofErr w:type="gramEnd"/>
+      <w:r>
+        <w:t xml:space="preserve">, name, email, </w:t>
       </w:r>
       <w:proofErr w:type="spellStart"/>
       <w:r>
@@ -365,7 +426,23 @@
       </w:r>
       <w:proofErr w:type="spellEnd"/>
       <w:r>
-        <w:t>, address ) values ( 1, '</w:t>
+        <w:t xml:space="preserve">, </w:t>
+      </w:r>
+      <w:proofErr w:type="gramStart"/>
+      <w:r>
+        <w:t>address )</w:t>
+      </w:r>
+      <w:proofErr w:type="gramEnd"/>
+      <w:r>
+        <w:t xml:space="preserve"> values </w:t>
+      </w:r>
+      <w:proofErr w:type="gramStart"/>
+      <w:r>
+        <w:t>( 1</w:t>
+      </w:r>
+      <w:proofErr w:type="gramEnd"/>
+      <w:r>
+        <w:t>, '</w:t>
       </w:r>
       <w:proofErr w:type="spellStart"/>
       <w:r>
@@ -401,13 +478,18 @@
         </w:numPr>
       </w:pPr>
       <w:r>
-        <w:t xml:space="preserve">insert into account ( </w:t>
+        <w:t xml:space="preserve">insert into account </w:t>
+      </w:r>
+      <w:proofErr w:type="gramStart"/>
+      <w:r>
+        <w:t xml:space="preserve">( </w:t>
       </w:r>
       <w:proofErr w:type="spellStart"/>
       <w:r>
         <w:t>customerId</w:t>
       </w:r>
       <w:proofErr w:type="spellEnd"/>
+      <w:proofErr w:type="gramEnd"/>
       <w:r>
         <w:t xml:space="preserve">, </w:t>
       </w:r>
@@ -425,7 +507,23 @@
       </w:r>
       <w:proofErr w:type="spellEnd"/>
       <w:r>
-        <w:t>, balance ) values ( 1, 1000, 67892345, 1000);</w:t>
+        <w:t xml:space="preserve">, </w:t>
+      </w:r>
+      <w:proofErr w:type="gramStart"/>
+      <w:r>
+        <w:t>balance )</w:t>
+      </w:r>
+      <w:proofErr w:type="gramEnd"/>
+      <w:r>
+        <w:t xml:space="preserve"> values </w:t>
+      </w:r>
+      <w:proofErr w:type="gramStart"/>
+      <w:r>
+        <w:t>( 1</w:t>
+      </w:r>
+      <w:proofErr w:type="gramEnd"/>
+      <w:r>
+        <w:t>, 1000, 67892345, 1000);</w:t>
       </w:r>
     </w:p>
     <w:p>
@@ -454,7 +552,15 @@
         </w:numPr>
       </w:pPr>
       <w:r>
-        <w:t xml:space="preserve">insert into customer ( id, name, email, </w:t>
+        <w:t xml:space="preserve">insert into customer </w:t>
+      </w:r>
+      <w:proofErr w:type="gramStart"/>
+      <w:r>
+        <w:t>( id</w:t>
+      </w:r>
+      <w:proofErr w:type="gramEnd"/>
+      <w:r>
+        <w:t xml:space="preserve">, name, email, </w:t>
       </w:r>
       <w:proofErr w:type="spellStart"/>
       <w:r>
@@ -462,7 +568,23 @@
       </w:r>
       <w:proofErr w:type="spellEnd"/>
       <w:r>
-        <w:t>, address ) values ( 2, '</w:t>
+        <w:t xml:space="preserve">, </w:t>
+      </w:r>
+      <w:proofErr w:type="gramStart"/>
+      <w:r>
+        <w:t>address )</w:t>
+      </w:r>
+      <w:proofErr w:type="gramEnd"/>
+      <w:r>
+        <w:t xml:space="preserve"> values </w:t>
+      </w:r>
+      <w:proofErr w:type="gramStart"/>
+      <w:r>
+        <w:t>( 2</w:t>
+      </w:r>
+      <w:proofErr w:type="gramEnd"/>
+      <w:r>
+        <w:t>, '</w:t>
       </w:r>
       <w:proofErr w:type="spellStart"/>
       <w:r>
@@ -498,7 +620,15 @@
         </w:numPr>
       </w:pPr>
       <w:r>
-        <w:t xml:space="preserve">insert into customer ( id, name, email, </w:t>
+        <w:t xml:space="preserve">insert into customer </w:t>
+      </w:r>
+      <w:proofErr w:type="gramStart"/>
+      <w:r>
+        <w:t>( id</w:t>
+      </w:r>
+      <w:proofErr w:type="gramEnd"/>
+      <w:r>
+        <w:t xml:space="preserve">, name, email, </w:t>
       </w:r>
       <w:proofErr w:type="spellStart"/>
       <w:r>
@@ -506,7 +636,23 @@
       </w:r>
       <w:proofErr w:type="spellEnd"/>
       <w:r>
-        <w:t>, address ) values ( 3, 'spiderman', 'spiderman@123.com', 1234456890, '</w:t>
+        <w:t xml:space="preserve">, </w:t>
+      </w:r>
+      <w:proofErr w:type="gramStart"/>
+      <w:r>
+        <w:t>address )</w:t>
+      </w:r>
+      <w:proofErr w:type="gramEnd"/>
+      <w:r>
+        <w:t xml:space="preserve"> values </w:t>
+      </w:r>
+      <w:proofErr w:type="gramStart"/>
+      <w:r>
+        <w:t>( 3</w:t>
+      </w:r>
+      <w:proofErr w:type="gramEnd"/>
+      <w:r>
+        <w:t>, 'spiderman', 'spiderman@123.com', 1234456890, '</w:t>
       </w:r>
       <w:proofErr w:type="spellStart"/>
       <w:r>
@@ -534,7 +680,15 @@
         </w:numPr>
       </w:pPr>
       <w:r>
-        <w:t xml:space="preserve">insert into customer ( id, name, email, </w:t>
+        <w:t xml:space="preserve">insert into customer </w:t>
+      </w:r>
+      <w:proofErr w:type="gramStart"/>
+      <w:r>
+        <w:t>( id</w:t>
+      </w:r>
+      <w:proofErr w:type="gramEnd"/>
+      <w:r>
+        <w:t xml:space="preserve">, name, email, </w:t>
       </w:r>
       <w:proofErr w:type="spellStart"/>
       <w:r>
@@ -542,7 +696,23 @@
       </w:r>
       <w:proofErr w:type="spellEnd"/>
       <w:r>
-        <w:t>, address ) values ( 4, '</w:t>
+        <w:t xml:space="preserve">, </w:t>
+      </w:r>
+      <w:proofErr w:type="gramStart"/>
+      <w:r>
+        <w:t>address )</w:t>
+      </w:r>
+      <w:proofErr w:type="gramEnd"/>
+      <w:r>
+        <w:t xml:space="preserve"> values </w:t>
+      </w:r>
+      <w:proofErr w:type="gramStart"/>
+      <w:r>
+        <w:t>( 4</w:t>
+      </w:r>
+      <w:proofErr w:type="gramEnd"/>
+      <w:r>
+        <w:t>, '</w:t>
       </w:r>
       <w:proofErr w:type="spellStart"/>
       <w:r>
@@ -918,7 +1088,15 @@
       </w:r>
       <w:proofErr w:type="spellStart"/>
       <w:r>
-        <w:t>frontend_team.project_id</w:t>
+        <w:t>frontend_</w:t>
+      </w:r>
+      <w:proofErr w:type="gramStart"/>
+      <w:r>
+        <w:t>team.project</w:t>
+      </w:r>
+      <w:proofErr w:type="gramEnd"/>
+      <w:r>
+        <w:t>_id</w:t>
       </w:r>
       <w:proofErr w:type="spellEnd"/>
       <w:r>
@@ -926,7 +1104,15 @@
       </w:r>
       <w:proofErr w:type="spellStart"/>
       <w:r>
-        <w:t>backend_team.project_id</w:t>
+        <w:t>backend_</w:t>
+      </w:r>
+      <w:proofErr w:type="gramStart"/>
+      <w:r>
+        <w:t>team.project</w:t>
+      </w:r>
+      <w:proofErr w:type="gramEnd"/>
+      <w:r>
+        <w:t>_id</w:t>
       </w:r>
       <w:proofErr w:type="spellEnd"/>
       <w:r>
@@ -962,7 +1148,15 @@
       </w:r>
       <w:proofErr w:type="spellStart"/>
       <w:r>
-        <w:t>frontend_team.project_id</w:t>
+        <w:t>frontend_</w:t>
+      </w:r>
+      <w:proofErr w:type="gramStart"/>
+      <w:r>
+        <w:t>team.project</w:t>
+      </w:r>
+      <w:proofErr w:type="gramEnd"/>
+      <w:r>
+        <w:t>_id</w:t>
       </w:r>
       <w:proofErr w:type="spellEnd"/>
       <w:r>
@@ -970,7 +1164,15 @@
       </w:r>
       <w:proofErr w:type="spellStart"/>
       <w:r>
-        <w:t>backend_team.project_id</w:t>
+        <w:t>backend_</w:t>
+      </w:r>
+      <w:proofErr w:type="gramStart"/>
+      <w:r>
+        <w:t>team.project</w:t>
+      </w:r>
+      <w:proofErr w:type="gramEnd"/>
+      <w:r>
+        <w:t>_id</w:t>
       </w:r>
       <w:proofErr w:type="spellEnd"/>
       <w:r>
@@ -1006,7 +1208,15 @@
       </w:r>
       <w:proofErr w:type="spellStart"/>
       <w:r>
-        <w:t>frontend_team.project_id</w:t>
+        <w:t>frontend_</w:t>
+      </w:r>
+      <w:proofErr w:type="gramStart"/>
+      <w:r>
+        <w:t>team.project</w:t>
+      </w:r>
+      <w:proofErr w:type="gramEnd"/>
+      <w:r>
+        <w:t>_id</w:t>
       </w:r>
       <w:proofErr w:type="spellEnd"/>
       <w:r>
@@ -1014,7 +1224,15 @@
       </w:r>
       <w:proofErr w:type="spellStart"/>
       <w:r>
-        <w:t>backend_team.project_id</w:t>
+        <w:t>backend_</w:t>
+      </w:r>
+      <w:proofErr w:type="gramStart"/>
+      <w:r>
+        <w:t>team.project</w:t>
+      </w:r>
+      <w:proofErr w:type="gramEnd"/>
+      <w:r>
+        <w:t>_id</w:t>
       </w:r>
       <w:proofErr w:type="spellEnd"/>
       <w:r>
@@ -1256,15 +1474,22 @@
       </w:r>
       <w:proofErr w:type="spellStart"/>
       <w:r>
-        <w:t>test_schema.student</w:t>
-      </w:r>
-      <w:proofErr w:type="spellEnd"/>
+        <w:t>test_</w:t>
+      </w:r>
+      <w:proofErr w:type="gramStart"/>
+      <w:r>
+        <w:t>schema.student</w:t>
+      </w:r>
+      <w:proofErr w:type="spellEnd"/>
+      <w:proofErr w:type="gramEnd"/>
       <w:r>
         <w:t xml:space="preserve"> (id int, name </w:t>
       </w:r>
+      <w:proofErr w:type="gramStart"/>
       <w:r>
         <w:t>varchar(</w:t>
       </w:r>
+      <w:proofErr w:type="gramEnd"/>
       <w:r>
         <w:t>50));</w:t>
       </w:r>
@@ -1299,13 +1524,7 @@
     </w:p>
     <w:p>
       <w:r>
-        <w:t xml:space="preserve">Window functions </w:t>
-      </w:r>
-      <w:r>
-        <w:t xml:space="preserve">- </w:t>
-      </w:r>
-      <w:r>
-        <w:t>perform calculations across a set of rows related to the current row without grouping the result into a single row.</w:t>
+        <w:t>Window functions - perform calculations across a set of rows related to the current row without grouping the result into a single row.</w:t>
       </w:r>
     </w:p>
     <w:p/>
@@ -1367,7 +1586,39 @@
         <w:br/>
       </w:r>
       <w:r>
-        <w:t>Ranking functions: ROW_NUMBER(), RANK(), DENSE_RANK(), NTILE()</w:t>
+        <w:t>Ranking functions: ROW_</w:t>
+      </w:r>
+      <w:proofErr w:type="gramStart"/>
+      <w:r>
+        <w:t>NUMBER(</w:t>
+      </w:r>
+      <w:proofErr w:type="gramEnd"/>
+      <w:r>
+        <w:t xml:space="preserve">), </w:t>
+      </w:r>
+      <w:proofErr w:type="gramStart"/>
+      <w:r>
+        <w:t>RANK(</w:t>
+      </w:r>
+      <w:proofErr w:type="gramEnd"/>
+      <w:r>
+        <w:t>), DENSE_</w:t>
+      </w:r>
+      <w:proofErr w:type="gramStart"/>
+      <w:r>
+        <w:t>RANK(</w:t>
+      </w:r>
+      <w:proofErr w:type="gramEnd"/>
+      <w:r>
+        <w:t xml:space="preserve">), </w:t>
+      </w:r>
+      <w:proofErr w:type="gramStart"/>
+      <w:r>
+        <w:t>NTILE(</w:t>
+      </w:r>
+      <w:proofErr w:type="gramEnd"/>
+      <w:r>
+        <w:t>)</w:t>
       </w:r>
     </w:p>
     <w:p>
@@ -1375,7 +1626,47 @@
         <w:spacing w:line="240" w:lineRule="auto"/>
       </w:pPr>
       <w:r>
-        <w:t>Aggregate functions: SUM(), AVG(), COUNT(), MIN(), MAX()</w:t>
+        <w:t xml:space="preserve">Aggregate functions: </w:t>
+      </w:r>
+      <w:proofErr w:type="gramStart"/>
+      <w:r>
+        <w:t>SUM(</w:t>
+      </w:r>
+      <w:proofErr w:type="gramEnd"/>
+      <w:r>
+        <w:t xml:space="preserve">), </w:t>
+      </w:r>
+      <w:proofErr w:type="gramStart"/>
+      <w:r>
+        <w:t>AVG(</w:t>
+      </w:r>
+      <w:proofErr w:type="gramEnd"/>
+      <w:r>
+        <w:t xml:space="preserve">), </w:t>
+      </w:r>
+      <w:proofErr w:type="gramStart"/>
+      <w:r>
+        <w:t>COUNT(</w:t>
+      </w:r>
+      <w:proofErr w:type="gramEnd"/>
+      <w:r>
+        <w:t xml:space="preserve">), </w:t>
+      </w:r>
+      <w:proofErr w:type="gramStart"/>
+      <w:r>
+        <w:t>MIN(</w:t>
+      </w:r>
+      <w:proofErr w:type="gramEnd"/>
+      <w:r>
+        <w:t xml:space="preserve">), </w:t>
+      </w:r>
+      <w:proofErr w:type="gramStart"/>
+      <w:r>
+        <w:t>MAX(</w:t>
+      </w:r>
+      <w:proofErr w:type="gramEnd"/>
+      <w:r>
+        <w:t>)</w:t>
       </w:r>
     </w:p>
     <w:p>
@@ -1383,7 +1674,47 @@
         <w:spacing w:line="240" w:lineRule="auto"/>
       </w:pPr>
       <w:r>
-        <w:t>Value functions: LAG(), LEAD(), FIRST_VALUE(), LAST_VALUE(), NTH_VALUE()</w:t>
+        <w:t xml:space="preserve">Value functions: </w:t>
+      </w:r>
+      <w:proofErr w:type="gramStart"/>
+      <w:r>
+        <w:t>LAG(</w:t>
+      </w:r>
+      <w:proofErr w:type="gramEnd"/>
+      <w:r>
+        <w:t xml:space="preserve">), </w:t>
+      </w:r>
+      <w:proofErr w:type="gramStart"/>
+      <w:r>
+        <w:t>LEAD(</w:t>
+      </w:r>
+      <w:proofErr w:type="gramEnd"/>
+      <w:r>
+        <w:t>), FIRST_</w:t>
+      </w:r>
+      <w:proofErr w:type="gramStart"/>
+      <w:r>
+        <w:t>VALUE(</w:t>
+      </w:r>
+      <w:proofErr w:type="gramEnd"/>
+      <w:r>
+        <w:t>), LAST_</w:t>
+      </w:r>
+      <w:proofErr w:type="gramStart"/>
+      <w:r>
+        <w:t>VALUE(</w:t>
+      </w:r>
+      <w:proofErr w:type="gramEnd"/>
+      <w:r>
+        <w:t>), NTH_</w:t>
+      </w:r>
+      <w:proofErr w:type="gramStart"/>
+      <w:r>
+        <w:t>VALUE(</w:t>
+      </w:r>
+      <w:proofErr w:type="gramEnd"/>
+      <w:r>
+        <w:t>)</w:t>
       </w:r>
     </w:p>
     <w:p/>
@@ -1403,7 +1734,15 @@
         <w:pStyle w:val="ListBullet"/>
       </w:pPr>
       <w:r>
-        <w:t>Always use the OVER() clause.</w:t>
+        <w:t xml:space="preserve">Always use the </w:t>
+      </w:r>
+      <w:proofErr w:type="gramStart"/>
+      <w:r>
+        <w:t>OVER(</w:t>
+      </w:r>
+      <w:proofErr w:type="gramEnd"/>
+      <w:r>
+        <w:t>) clause.</w:t>
       </w:r>
     </w:p>
     <w:p>
@@ -1479,19 +1818,57 @@
       </w:r>
       <w:proofErr w:type="spellStart"/>
       <w:r>
-        <w:t>to_tsvector</w:t>
-      </w:r>
-      <w:proofErr w:type="spellEnd"/>
-      <w:r>
-        <w:t xml:space="preserve">() and </w:t>
-      </w:r>
-      <w:proofErr w:type="spellStart"/>
-      <w:r>
-        <w:t>to_tsquery</w:t>
-      </w:r>
-      <w:proofErr w:type="spellEnd"/>
-      <w:r>
-        <w:t>() to find relevant text quickly.</w:t>
+        <w:t>to_</w:t>
+      </w:r>
+      <w:proofErr w:type="gramStart"/>
+      <w:r>
+        <w:t>tsvector</w:t>
+      </w:r>
+      <w:proofErr w:type="spellEnd"/>
+      <w:r>
+        <w:t>(</w:t>
+      </w:r>
+      <w:proofErr w:type="gramEnd"/>
+      <w:r>
+        <w:t xml:space="preserve">) and </w:t>
+      </w:r>
+      <w:proofErr w:type="spellStart"/>
+      <w:r>
+        <w:t>to_</w:t>
+      </w:r>
+      <w:proofErr w:type="gramStart"/>
+      <w:r>
+        <w:t>tsquery</w:t>
+      </w:r>
+      <w:proofErr w:type="spellEnd"/>
+      <w:r>
+        <w:t>(</w:t>
+      </w:r>
+      <w:proofErr w:type="gramEnd"/>
+      <w:r>
+        <w:t>) to find relevant text quickly.</w:t>
+      </w:r>
+    </w:p>
+    <w:p/>
+    <w:p>
+      <w:proofErr w:type="spellStart"/>
+      <w:r>
+        <w:t>Savepoint</w:t>
+      </w:r>
+      <w:proofErr w:type="spellEnd"/>
+      <w:r>
+        <w:t xml:space="preserve"> -</w:t>
+      </w:r>
+      <w:r>
+        <w:t xml:space="preserve"> creates a checkpoint inside a transaction. If an error occurs, you can roll back to that </w:t>
+      </w:r>
+      <w:proofErr w:type="spellStart"/>
+      <w:r>
+        <w:t>savepoint</w:t>
+      </w:r>
+      <w:proofErr w:type="spellEnd"/>
+      <w:r>
+        <w:t xml:space="preserve"> instead of rolling back the entire transaction. This allows partial undo within a transaction.</w:t>
       </w:r>
     </w:p>
     <w:sectPr>
@@ -2368,7 +2745,6 @@
   <w:style w:type="character" w:default="1" w:styleId="DefaultParagraphFont">
     <w:name w:val="Default Paragraph Font"/>
     <w:uiPriority w:val="1"/>
-    <w:semiHidden/>
     <w:unhideWhenUsed/>
   </w:style>
   <w:style w:type="table" w:default="1" w:styleId="TableNormal">
